--- a/cp2025-source-program-tahunan-pai-kelas-viii.docx
+++ b/cp2025-source-program-tahunan-pai-kelas-viii.docx
@@ -73,677 +73,6 @@
         </w:rPr>
       </w:r>
     </w:p>
-    <w:tbl>
-      <w:tblPr>
-        <w:tblStyle w:val="Table1"/>
-        <w:tblW w:w="9638.0" w:type="dxa"/>
-        <w:jc w:val="left"/>
-        <w:tblBorders>
-          <w:top w:color="000000" w:space="0" w:sz="4" w:val="single"/>
-          <w:left w:color="000000" w:space="0" w:sz="4" w:val="single"/>
-          <w:bottom w:color="000000" w:space="0" w:sz="4" w:val="single"/>
-          <w:right w:color="000000" w:space="0" w:sz="4" w:val="single"/>
-          <w:insideH w:color="000000" w:space="0" w:sz="4" w:val="single"/>
-          <w:insideV w:color="000000" w:space="0" w:sz="4" w:val="single"/>
-        </w:tblBorders>
-        <w:tblLayout w:type="fixed"/>
-        <w:tblLook w:val="0000"/>
-      </w:tblPr>
-      <w:tblGrid>
-        <w:gridCol w:w="2900"/>
-        <w:gridCol w:w="300"/>
-        <w:gridCol w:w="6438"/>
-        <w:tblGridChange w:id="0">
-          <w:tblGrid>
-            <w:gridCol w:w="2900"/>
-            <w:gridCol w:w="300"/>
-            <w:gridCol w:w="6438"/>
-          </w:tblGrid>
-        </w:tblGridChange>
-      </w:tblGrid>
-      <w:tr>
-        <w:trPr>
-          <w:cantSplit w:val="0"/>
-          <w:tblHeader w:val="0"/>
-        </w:trPr>
-        <w:tc>
-          <w:tcPr>
-            <w:tcBorders>
-              <w:top w:color="000000" w:space="0" w:sz="0" w:val="nil"/>
-              <w:left w:color="000000" w:space="0" w:sz="0" w:val="nil"/>
-              <w:bottom w:color="000000" w:space="0" w:sz="0" w:val="nil"/>
-              <w:right w:color="000000" w:space="0" w:sz="0" w:val="nil"/>
-            </w:tcBorders>
-            <w:tcMar>
-              <w:top w:w="40.0" w:type="dxa"/>
-              <w:left w:w="0.0" w:type="dxa"/>
-              <w:bottom w:w="40.0" w:type="dxa"/>
-              <w:right w:w="0.0" w:type="dxa"/>
-            </w:tcMar>
-          </w:tcPr>
-          <w:p>
-            <w:pPr>
-              <w:rPr/>
-            </w:pPr>
-            <w:r>
-              <w:rPr>
-                <w:rFonts w:ascii="Arial" w:cs="Arial" w:eastAsia="Arial" w:hAnsi="Arial"/>
-                <w:b w:val="1"/>
-                <w:bCs w:val="1"/>
-                <w:rtl w:val="0"/>
-              </w:rPr>
-              <w:t xml:space="preserve">Satuan Pendidikan</w:t>
-            </w:r>
-            <w:r>
-              <w:rPr>
-                <w:rtl w:val="0"/>
-              </w:rPr>
-            </w:r>
-          </w:p>
-        </w:tc>
-        <w:tc>
-          <w:tcPr>
-            <w:tcBorders>
-              <w:top w:color="000000" w:space="0" w:sz="0" w:val="nil"/>
-              <w:left w:color="000000" w:space="0" w:sz="0" w:val="nil"/>
-              <w:bottom w:color="000000" w:space="0" w:sz="0" w:val="nil"/>
-              <w:right w:color="000000" w:space="0" w:sz="0" w:val="nil"/>
-            </w:tcBorders>
-            <w:tcMar>
-              <w:top w:w="40.0" w:type="dxa"/>
-              <w:left w:w="0.0" w:type="dxa"/>
-              <w:bottom w:w="40.0" w:type="dxa"/>
-              <w:right w:w="0.0" w:type="dxa"/>
-            </w:tcMar>
-          </w:tcPr>
-          <w:p>
-            <w:pPr>
-              <w:rPr/>
-            </w:pPr>
-            <w:r>
-              <w:rPr>
-                <w:rFonts w:ascii="Arial" w:cs="Arial" w:eastAsia="Arial" w:hAnsi="Arial"/>
-                <w:rtl w:val="0"/>
-              </w:rPr>
-              <w:t xml:space="preserve">:</w:t>
-            </w:r>
-            <w:r>
-              <w:rPr>
-                <w:rtl w:val="0"/>
-              </w:rPr>
-            </w:r>
-          </w:p>
-        </w:tc>
-        <w:tc>
-          <w:tcPr>
-            <w:tcBorders>
-              <w:top w:color="000000" w:space="0" w:sz="0" w:val="nil"/>
-              <w:left w:color="000000" w:space="0" w:sz="0" w:val="nil"/>
-              <w:bottom w:color="000000" w:space="0" w:sz="0" w:val="nil"/>
-              <w:right w:color="000000" w:space="0" w:sz="0" w:val="nil"/>
-            </w:tcBorders>
-            <w:tcMar>
-              <w:top w:w="40.0" w:type="dxa"/>
-              <w:left w:w="0.0" w:type="dxa"/>
-              <w:bottom w:w="40.0" w:type="dxa"/>
-              <w:right w:w="0.0" w:type="dxa"/>
-            </w:tcMar>
-          </w:tcPr>
-          <w:p>
-            <w:pPr>
-              <w:rPr/>
-            </w:pPr>
-            <w:r>
-              <w:rPr>
-                <w:rFonts w:ascii="Arial" w:cs="Arial" w:eastAsia="Arial" w:hAnsi="Arial"/>
-                <w:rtl w:val="0"/>
-              </w:rPr>
-              <w:t xml:space="preserve">SMP Negeri 1 Kebonagung</w:t>
-            </w:r>
-            <w:r>
-              <w:rPr>
-                <w:rtl w:val="0"/>
-              </w:rPr>
-            </w:r>
-          </w:p>
-        </w:tc>
-      </w:tr>
-      <w:tr>
-        <w:trPr>
-          <w:cantSplit w:val="0"/>
-          <w:tblHeader w:val="0"/>
-        </w:trPr>
-        <w:tc>
-          <w:tcPr>
-            <w:tcBorders>
-              <w:top w:color="000000" w:space="0" w:sz="0" w:val="nil"/>
-              <w:left w:color="000000" w:space="0" w:sz="0" w:val="nil"/>
-              <w:bottom w:color="000000" w:space="0" w:sz="0" w:val="nil"/>
-              <w:right w:color="000000" w:space="0" w:sz="0" w:val="nil"/>
-            </w:tcBorders>
-            <w:tcMar>
-              <w:top w:w="40.0" w:type="dxa"/>
-              <w:left w:w="0.0" w:type="dxa"/>
-              <w:bottom w:w="40.0" w:type="dxa"/>
-              <w:right w:w="0.0" w:type="dxa"/>
-            </w:tcMar>
-          </w:tcPr>
-          <w:p>
-            <w:pPr>
-              <w:rPr/>
-            </w:pPr>
-            <w:r>
-              <w:rPr>
-                <w:rFonts w:ascii="Arial" w:cs="Arial" w:eastAsia="Arial" w:hAnsi="Arial"/>
-                <w:b w:val="1"/>
-                <w:bCs w:val="1"/>
-                <w:rtl w:val="0"/>
-              </w:rPr>
-              <w:t xml:space="preserve">Mata Pelajaran</w:t>
-            </w:r>
-            <w:r>
-              <w:rPr>
-                <w:rtl w:val="0"/>
-              </w:rPr>
-            </w:r>
-          </w:p>
-        </w:tc>
-        <w:tc>
-          <w:tcPr>
-            <w:tcBorders>
-              <w:top w:color="000000" w:space="0" w:sz="0" w:val="nil"/>
-              <w:left w:color="000000" w:space="0" w:sz="0" w:val="nil"/>
-              <w:bottom w:color="000000" w:space="0" w:sz="0" w:val="nil"/>
-              <w:right w:color="000000" w:space="0" w:sz="0" w:val="nil"/>
-            </w:tcBorders>
-            <w:tcMar>
-              <w:top w:w="40.0" w:type="dxa"/>
-              <w:left w:w="0.0" w:type="dxa"/>
-              <w:bottom w:w="40.0" w:type="dxa"/>
-              <w:right w:w="0.0" w:type="dxa"/>
-            </w:tcMar>
-          </w:tcPr>
-          <w:p>
-            <w:pPr>
-              <w:rPr/>
-            </w:pPr>
-            <w:r>
-              <w:rPr>
-                <w:rFonts w:ascii="Arial" w:cs="Arial" w:eastAsia="Arial" w:hAnsi="Arial"/>
-                <w:rtl w:val="0"/>
-              </w:rPr>
-              <w:t xml:space="preserve">:</w:t>
-            </w:r>
-            <w:r>
-              <w:rPr>
-                <w:rtl w:val="0"/>
-              </w:rPr>
-            </w:r>
-          </w:p>
-        </w:tc>
-        <w:tc>
-          <w:tcPr>
-            <w:tcBorders>
-              <w:top w:color="000000" w:space="0" w:sz="0" w:val="nil"/>
-              <w:left w:color="000000" w:space="0" w:sz="0" w:val="nil"/>
-              <w:bottom w:color="000000" w:space="0" w:sz="0" w:val="nil"/>
-              <w:right w:color="000000" w:space="0" w:sz="0" w:val="nil"/>
-            </w:tcBorders>
-            <w:tcMar>
-              <w:top w:w="40.0" w:type="dxa"/>
-              <w:left w:w="0.0" w:type="dxa"/>
-              <w:bottom w:w="40.0" w:type="dxa"/>
-              <w:right w:w="0.0" w:type="dxa"/>
-            </w:tcMar>
-          </w:tcPr>
-          <w:p>
-            <w:pPr>
-              <w:rPr/>
-            </w:pPr>
-            <w:r>
-              <w:rPr>
-                <w:rFonts w:ascii="Arial" w:cs="Arial" w:eastAsia="Arial" w:hAnsi="Arial"/>
-                <w:rtl w:val="0"/>
-              </w:rPr>
-              <w:t xml:space="preserve">Pendidikan Agama Islam dan Budi Pekerti</w:t>
-            </w:r>
-            <w:r>
-              <w:rPr>
-                <w:rtl w:val="0"/>
-              </w:rPr>
-            </w:r>
-          </w:p>
-        </w:tc>
-      </w:tr>
-      <w:tr>
-        <w:trPr>
-          <w:cantSplit w:val="0"/>
-          <w:tblHeader w:val="0"/>
-        </w:trPr>
-        <w:tc>
-          <w:tcPr>
-            <w:tcBorders>
-              <w:top w:color="000000" w:space="0" w:sz="0" w:val="nil"/>
-              <w:left w:color="000000" w:space="0" w:sz="0" w:val="nil"/>
-              <w:bottom w:color="000000" w:space="0" w:sz="0" w:val="nil"/>
-              <w:right w:color="000000" w:space="0" w:sz="0" w:val="nil"/>
-            </w:tcBorders>
-            <w:tcMar>
-              <w:top w:w="40.0" w:type="dxa"/>
-              <w:left w:w="0.0" w:type="dxa"/>
-              <w:bottom w:w="40.0" w:type="dxa"/>
-              <w:right w:w="0.0" w:type="dxa"/>
-            </w:tcMar>
-          </w:tcPr>
-          <w:p>
-            <w:pPr>
-              <w:rPr/>
-            </w:pPr>
-            <w:r>
-              <w:rPr>
-                <w:rFonts w:ascii="Arial" w:cs="Arial" w:eastAsia="Arial" w:hAnsi="Arial"/>
-                <w:b w:val="1"/>
-                <w:bCs w:val="1"/>
-                <w:rtl w:val="0"/>
-              </w:rPr>
-              <w:t xml:space="preserve">Kelas / Fase</w:t>
-            </w:r>
-            <w:r>
-              <w:rPr>
-                <w:rtl w:val="0"/>
-              </w:rPr>
-            </w:r>
-          </w:p>
-        </w:tc>
-        <w:tc>
-          <w:tcPr>
-            <w:tcBorders>
-              <w:top w:color="000000" w:space="0" w:sz="0" w:val="nil"/>
-              <w:left w:color="000000" w:space="0" w:sz="0" w:val="nil"/>
-              <w:bottom w:color="000000" w:space="0" w:sz="0" w:val="nil"/>
-              <w:right w:color="000000" w:space="0" w:sz="0" w:val="nil"/>
-            </w:tcBorders>
-            <w:tcMar>
-              <w:top w:w="40.0" w:type="dxa"/>
-              <w:left w:w="0.0" w:type="dxa"/>
-              <w:bottom w:w="40.0" w:type="dxa"/>
-              <w:right w:w="0.0" w:type="dxa"/>
-            </w:tcMar>
-          </w:tcPr>
-          <w:p>
-            <w:pPr>
-              <w:rPr/>
-            </w:pPr>
-            <w:r>
-              <w:rPr>
-                <w:rFonts w:ascii="Arial" w:cs="Arial" w:eastAsia="Arial" w:hAnsi="Arial"/>
-                <w:rtl w:val="0"/>
-              </w:rPr>
-              <w:t xml:space="preserve">:</w:t>
-            </w:r>
-            <w:r>
-              <w:rPr>
-                <w:rtl w:val="0"/>
-              </w:rPr>
-            </w:r>
-          </w:p>
-        </w:tc>
-        <w:tc>
-          <w:tcPr>
-            <w:tcBorders>
-              <w:top w:color="000000" w:space="0" w:sz="0" w:val="nil"/>
-              <w:left w:color="000000" w:space="0" w:sz="0" w:val="nil"/>
-              <w:bottom w:color="000000" w:space="0" w:sz="0" w:val="nil"/>
-              <w:right w:color="000000" w:space="0" w:sz="0" w:val="nil"/>
-            </w:tcBorders>
-            <w:tcMar>
-              <w:top w:w="40.0" w:type="dxa"/>
-              <w:left w:w="0.0" w:type="dxa"/>
-              <w:bottom w:w="40.0" w:type="dxa"/>
-              <w:right w:w="0.0" w:type="dxa"/>
-            </w:tcMar>
-          </w:tcPr>
-          <w:p>
-            <w:pPr>
-              <w:rPr/>
-            </w:pPr>
-            <w:r>
-              <w:rPr>
-                <w:rFonts w:ascii="Arial" w:cs="Arial" w:eastAsia="Arial" w:hAnsi="Arial"/>
-                <w:rtl w:val="0"/>
-              </w:rPr>
-              <w:t xml:space="preserve">VIII / D</w:t>
-            </w:r>
-            <w:r>
-              <w:rPr>
-                <w:rtl w:val="0"/>
-              </w:rPr>
-            </w:r>
-          </w:p>
-        </w:tc>
-      </w:tr>
-      <w:tr>
-        <w:trPr>
-          <w:cantSplit w:val="0"/>
-          <w:tblHeader w:val="0"/>
-        </w:trPr>
-        <w:tc>
-          <w:tcPr>
-            <w:tcBorders>
-              <w:top w:color="000000" w:space="0" w:sz="0" w:val="nil"/>
-              <w:left w:color="000000" w:space="0" w:sz="0" w:val="nil"/>
-              <w:bottom w:color="000000" w:space="0" w:sz="0" w:val="nil"/>
-              <w:right w:color="000000" w:space="0" w:sz="0" w:val="nil"/>
-            </w:tcBorders>
-            <w:tcMar>
-              <w:top w:w="40.0" w:type="dxa"/>
-              <w:left w:w="0.0" w:type="dxa"/>
-              <w:bottom w:w="40.0" w:type="dxa"/>
-              <w:right w:w="0.0" w:type="dxa"/>
-            </w:tcMar>
-          </w:tcPr>
-          <w:p>
-            <w:pPr>
-              <w:rPr/>
-            </w:pPr>
-            <w:r>
-              <w:rPr>
-                <w:rFonts w:ascii="Arial" w:cs="Arial" w:eastAsia="Arial" w:hAnsi="Arial"/>
-                <w:b w:val="1"/>
-                <w:bCs w:val="1"/>
-                <w:rtl w:val="0"/>
-              </w:rPr>
-              <w:t xml:space="preserve">Tahun Ajaran</w:t>
-            </w:r>
-            <w:r>
-              <w:rPr>
-                <w:rtl w:val="0"/>
-              </w:rPr>
-            </w:r>
-          </w:p>
-        </w:tc>
-        <w:tc>
-          <w:tcPr>
-            <w:tcBorders>
-              <w:top w:color="000000" w:space="0" w:sz="0" w:val="nil"/>
-              <w:left w:color="000000" w:space="0" w:sz="0" w:val="nil"/>
-              <w:bottom w:color="000000" w:space="0" w:sz="0" w:val="nil"/>
-              <w:right w:color="000000" w:space="0" w:sz="0" w:val="nil"/>
-            </w:tcBorders>
-            <w:tcMar>
-              <w:top w:w="40.0" w:type="dxa"/>
-              <w:left w:w="0.0" w:type="dxa"/>
-              <w:bottom w:w="40.0" w:type="dxa"/>
-              <w:right w:w="0.0" w:type="dxa"/>
-            </w:tcMar>
-          </w:tcPr>
-          <w:p>
-            <w:pPr>
-              <w:rPr/>
-            </w:pPr>
-            <w:r>
-              <w:rPr>
-                <w:rFonts w:ascii="Arial" w:cs="Arial" w:eastAsia="Arial" w:hAnsi="Arial"/>
-                <w:rtl w:val="0"/>
-              </w:rPr>
-              <w:t xml:space="preserve">:</w:t>
-            </w:r>
-            <w:r>
-              <w:rPr>
-                <w:rtl w:val="0"/>
-              </w:rPr>
-            </w:r>
-          </w:p>
-        </w:tc>
-        <w:tc>
-          <w:tcPr>
-            <w:tcBorders>
-              <w:top w:color="000000" w:space="0" w:sz="0" w:val="nil"/>
-              <w:left w:color="000000" w:space="0" w:sz="0" w:val="nil"/>
-              <w:bottom w:color="000000" w:space="0" w:sz="0" w:val="nil"/>
-              <w:right w:color="000000" w:space="0" w:sz="0" w:val="nil"/>
-            </w:tcBorders>
-            <w:tcMar>
-              <w:top w:w="40.0" w:type="dxa"/>
-              <w:left w:w="0.0" w:type="dxa"/>
-              <w:bottom w:w="40.0" w:type="dxa"/>
-              <w:right w:w="0.0" w:type="dxa"/>
-            </w:tcMar>
-          </w:tcPr>
-          <w:p>
-            <w:pPr>
-              <w:rPr/>
-            </w:pPr>
-            <w:r>
-              <w:rPr>
-                <w:rFonts w:ascii="Arial" w:cs="Arial" w:eastAsia="Arial" w:hAnsi="Arial"/>
-                <w:rtl w:val="0"/>
-              </w:rPr>
-              <w:t xml:space="preserve">2026/2027</w:t>
-            </w:r>
-            <w:r>
-              <w:rPr>
-                <w:rtl w:val="0"/>
-              </w:rPr>
-            </w:r>
-          </w:p>
-        </w:tc>
-      </w:tr>
-      <w:tr>
-        <w:trPr>
-          <w:cantSplit w:val="0"/>
-          <w:tblHeader w:val="0"/>
-        </w:trPr>
-        <w:tc>
-          <w:tcPr>
-            <w:tcBorders>
-              <w:top w:color="000000" w:space="0" w:sz="0" w:val="nil"/>
-              <w:left w:color="000000" w:space="0" w:sz="0" w:val="nil"/>
-              <w:bottom w:color="000000" w:space="0" w:sz="0" w:val="nil"/>
-              <w:right w:color="000000" w:space="0" w:sz="0" w:val="nil"/>
-            </w:tcBorders>
-            <w:tcMar>
-              <w:top w:w="40.0" w:type="dxa"/>
-              <w:left w:w="0.0" w:type="dxa"/>
-              <w:bottom w:w="40.0" w:type="dxa"/>
-              <w:right w:w="0.0" w:type="dxa"/>
-            </w:tcMar>
-          </w:tcPr>
-          <w:p>
-            <w:pPr>
-              <w:rPr/>
-            </w:pPr>
-            <w:r>
-              <w:rPr>
-                <w:rFonts w:ascii="Arial" w:cs="Arial" w:eastAsia="Arial" w:hAnsi="Arial"/>
-                <w:b w:val="1"/>
-                <w:bCs w:val="1"/>
-                <w:rtl w:val="0"/>
-              </w:rPr>
-              <w:t xml:space="preserve">Jumlah Jam Pelajaran per Minggu</w:t>
-            </w:r>
-            <w:r>
-              <w:rPr>
-                <w:rtl w:val="0"/>
-              </w:rPr>
-            </w:r>
-          </w:p>
-        </w:tc>
-        <w:tc>
-          <w:tcPr>
-            <w:tcBorders>
-              <w:top w:color="000000" w:space="0" w:sz="0" w:val="nil"/>
-              <w:left w:color="000000" w:space="0" w:sz="0" w:val="nil"/>
-              <w:bottom w:color="000000" w:space="0" w:sz="0" w:val="nil"/>
-              <w:right w:color="000000" w:space="0" w:sz="0" w:val="nil"/>
-            </w:tcBorders>
-            <w:tcMar>
-              <w:top w:w="40.0" w:type="dxa"/>
-              <w:left w:w="0.0" w:type="dxa"/>
-              <w:bottom w:w="40.0" w:type="dxa"/>
-              <w:right w:w="0.0" w:type="dxa"/>
-            </w:tcMar>
-          </w:tcPr>
-          <w:p>
-            <w:pPr>
-              <w:rPr/>
-            </w:pPr>
-            <w:r>
-              <w:rPr>
-                <w:rFonts w:ascii="Arial" w:cs="Arial" w:eastAsia="Arial" w:hAnsi="Arial"/>
-                <w:rtl w:val="0"/>
-              </w:rPr>
-              <w:t xml:space="preserve">:</w:t>
-            </w:r>
-            <w:r>
-              <w:rPr>
-                <w:rtl w:val="0"/>
-              </w:rPr>
-            </w:r>
-          </w:p>
-        </w:tc>
-        <w:tc>
-          <w:tcPr>
-            <w:tcBorders>
-              <w:top w:color="000000" w:space="0" w:sz="0" w:val="nil"/>
-              <w:left w:color="000000" w:space="0" w:sz="0" w:val="nil"/>
-              <w:bottom w:color="000000" w:space="0" w:sz="0" w:val="nil"/>
-              <w:right w:color="000000" w:space="0" w:sz="0" w:val="nil"/>
-            </w:tcBorders>
-            <w:tcMar>
-              <w:top w:w="40.0" w:type="dxa"/>
-              <w:left w:w="0.0" w:type="dxa"/>
-              <w:bottom w:w="40.0" w:type="dxa"/>
-              <w:right w:w="0.0" w:type="dxa"/>
-            </w:tcMar>
-          </w:tcPr>
-          <w:p>
-            <w:pPr>
-              <w:rPr/>
-            </w:pPr>
-            <w:r>
-              <w:rPr>
-                <w:rFonts w:ascii="Arial" w:cs="Arial" w:eastAsia="Arial" w:hAnsi="Arial"/>
-                <w:rtl w:val="0"/>
-              </w:rPr>
-              <w:t xml:space="preserve">3 JP (3 x 40 menit)</w:t>
-            </w:r>
-            <w:r>
-              <w:rPr>
-                <w:rtl w:val="0"/>
-              </w:rPr>
-            </w:r>
-          </w:p>
-        </w:tc>
-      </w:tr>
-      <w:tr>
-        <w:trPr>
-          <w:cantSplit w:val="0"/>
-          <w:tblHeader w:val="0"/>
-        </w:trPr>
-        <w:tc>
-          <w:tcPr>
-            <w:tcBorders>
-              <w:top w:color="000000" w:space="0" w:sz="0" w:val="nil"/>
-              <w:left w:color="000000" w:space="0" w:sz="0" w:val="nil"/>
-              <w:bottom w:color="000000" w:space="0" w:sz="0" w:val="nil"/>
-              <w:right w:color="000000" w:space="0" w:sz="0" w:val="nil"/>
-            </w:tcBorders>
-            <w:tcMar>
-              <w:top w:w="40.0" w:type="dxa"/>
-              <w:left w:w="0.0" w:type="dxa"/>
-              <w:bottom w:w="40.0" w:type="dxa"/>
-              <w:right w:w="0.0" w:type="dxa"/>
-            </w:tcMar>
-          </w:tcPr>
-          <w:p>
-            <w:pPr>
-              <w:rPr/>
-            </w:pPr>
-            <w:r>
-              <w:rPr>
-                <w:rFonts w:ascii="Arial" w:cs="Arial" w:eastAsia="Arial" w:hAnsi="Arial"/>
-                <w:b w:val="1"/>
-                <w:bCs w:val="1"/>
-                <w:rtl w:val="0"/>
-              </w:rPr>
-              <w:t xml:space="preserve">Penyusun</w:t>
-            </w:r>
-            <w:r>
-              <w:rPr>
-                <w:rtl w:val="0"/>
-              </w:rPr>
-            </w:r>
-          </w:p>
-        </w:tc>
-        <w:tc>
-          <w:tcPr>
-            <w:tcBorders>
-              <w:top w:color="000000" w:space="0" w:sz="0" w:val="nil"/>
-              <w:left w:color="000000" w:space="0" w:sz="0" w:val="nil"/>
-              <w:bottom w:color="000000" w:space="0" w:sz="0" w:val="nil"/>
-              <w:right w:color="000000" w:space="0" w:sz="0" w:val="nil"/>
-            </w:tcBorders>
-            <w:tcMar>
-              <w:top w:w="40.0" w:type="dxa"/>
-              <w:left w:w="0.0" w:type="dxa"/>
-              <w:bottom w:w="40.0" w:type="dxa"/>
-              <w:right w:w="0.0" w:type="dxa"/>
-            </w:tcMar>
-          </w:tcPr>
-          <w:p>
-            <w:pPr>
-              <w:rPr/>
-            </w:pPr>
-            <w:r>
-              <w:rPr>
-                <w:rFonts w:ascii="Arial" w:cs="Arial" w:eastAsia="Arial" w:hAnsi="Arial"/>
-                <w:rtl w:val="0"/>
-              </w:rPr>
-              <w:t xml:space="preserve">:</w:t>
-            </w:r>
-            <w:r>
-              <w:rPr>
-                <w:rtl w:val="0"/>
-              </w:rPr>
-            </w:r>
-          </w:p>
-        </w:tc>
-        <w:tc>
-          <w:tcPr>
-            <w:tcBorders>
-              <w:top w:color="000000" w:space="0" w:sz="0" w:val="nil"/>
-              <w:left w:color="000000" w:space="0" w:sz="0" w:val="nil"/>
-              <w:bottom w:color="000000" w:space="0" w:sz="0" w:val="nil"/>
-              <w:right w:color="000000" w:space="0" w:sz="0" w:val="nil"/>
-            </w:tcBorders>
-            <w:tcMar>
-              <w:top w:w="40.0" w:type="dxa"/>
-              <w:left w:w="0.0" w:type="dxa"/>
-              <w:bottom w:w="40.0" w:type="dxa"/>
-              <w:right w:w="0.0" w:type="dxa"/>
-            </w:tcMar>
-          </w:tcPr>
-          <w:p>
-            <w:pPr>
-              <w:rPr/>
-            </w:pPr>
-            <w:r>
-              <w:rPr>
-                <w:rFonts w:ascii="Arial" w:cs="Arial" w:eastAsia="Arial" w:hAnsi="Arial"/>
-                <w:rtl w:val="0"/>
-              </w:rPr>
-              <w:t xml:space="preserve">Syaekudin, S.Ag., M.Pd.I.</w:t>
-            </w:r>
-            <w:r>
-              <w:rPr>
-                <w:rtl w:val="0"/>
-              </w:rPr>
-            </w:r>
-          </w:p>
-        </w:tc>
-      </w:tr>
-    </w:tbl>
     <w:p>
       <w:pPr>
         <w:spacing w:after="150" w:before="300" w:lineRule="auto"/>
@@ -1170,7 +499,7 @@
                 <w:szCs w:val="18"/>
                 <w:rtl w:val="0"/>
               </w:rPr>
-              <w:t xml:space="preserve">Al-Qur'an Hadis</w:t>
+              <w:t>Al-Qur'an hadits</w:t>
             </w:r>
             <w:r>
               <w:rPr>
@@ -1210,16 +539,15 @@
                 <w:szCs w:val="18"/>
                 <w:rtl w:val="0"/>
               </w:rPr>
-              <w:t xml:space="preserve">TP: </w:t>
-            </w:r>
-            <w:r>
-              <w:rPr>
-                <w:rFonts w:ascii="Arial" w:cs="Arial" w:eastAsia="Arial" w:hAnsi="Arial"/>
-                <w:sz w:val="18"/>
-                <w:szCs w:val="18"/>
-                <w:rtl w:val="0"/>
-              </w:rPr>
-              <w:t xml:space="preserve">Membaca, menghafal, menulis, dan menjelaskan ayat Al-Qur'an dan hadis terkait dengan pentingnya toleransi.</w:t>
+              <w:t>TP: Membaca, menghafal, menulis, dan menjelaskan ayat Al-Qur'an dan hadits terkait dengan pentingnya toleransi.</w:t>
+            </w:r>
+            <w:r>
+              <w:rPr>
+                <w:rFonts w:ascii="Arial" w:cs="Arial" w:eastAsia="Arial" w:hAnsi="Arial"/>
+                <w:sz w:val="18"/>
+                <w:szCs w:val="18"/>
+                <w:rtl w:val="0"/>
+              </w:rPr>
             </w:r>
             <w:r>
               <w:rPr>
@@ -1321,7 +649,7 @@
                 <w:szCs w:val="17"/>
                 <w:rtl w:val="0"/>
               </w:rPr>
-              <w:t xml:space="preserve">4. Menganalisis pesan moral tentang toleransi berdasarkan ayat dan hadis terkait untuk diterapkan dalam pergaulan.</w:t>
+              <w:t>4. Menganalisis pesan moral tentang toleransi berdasarkan ayat dan hadits terkait untuk diterapkan dalam pergaulan.</w:t>
             </w:r>
             <w:r>
               <w:rPr>
@@ -1562,16 +890,15 @@
                 <w:szCs w:val="18"/>
                 <w:rtl w:val="0"/>
               </w:rPr>
-              <w:t xml:space="preserve">TP: </w:t>
-            </w:r>
-            <w:r>
-              <w:rPr>
-                <w:rFonts w:ascii="Arial" w:cs="Arial" w:eastAsia="Arial" w:hAnsi="Arial"/>
-                <w:sz w:val="18"/>
-                <w:szCs w:val="18"/>
-                <w:rtl w:val="0"/>
-              </w:rPr>
-              <w:t xml:space="preserve">Meyakini dan merefleksikan makna iman kepada kitab-kitab Allah Swt.</w:t>
+              <w:t>TP: Meyakini dan merefleksikan makna iman kepada kitab-kitab Alloh Subhanahu Wata'ala</w:t>
+            </w:r>
+            <w:r>
+              <w:rPr>
+                <w:rFonts w:ascii="Arial" w:cs="Arial" w:eastAsia="Arial" w:hAnsi="Arial"/>
+                <w:sz w:val="18"/>
+                <w:szCs w:val="18"/>
+                <w:rtl w:val="0"/>
+              </w:rPr>
             </w:r>
             <w:r>
               <w:rPr>
@@ -3290,7 +2617,7 @@
                 <w:szCs w:val="18"/>
                 <w:rtl w:val="0"/>
               </w:rPr>
-              <w:t xml:space="preserve">Al-Qur'an Hadis</w:t>
+              <w:t>Al-Qur'an hadits</w:t>
             </w:r>
             <w:r>
               <w:rPr>
@@ -3330,16 +2657,15 @@
                 <w:szCs w:val="18"/>
                 <w:rtl w:val="0"/>
               </w:rPr>
-              <w:t xml:space="preserve">TP: </w:t>
-            </w:r>
-            <w:r>
-              <w:rPr>
-                <w:rFonts w:ascii="Arial" w:cs="Arial" w:eastAsia="Arial" w:hAnsi="Arial"/>
-                <w:sz w:val="18"/>
-                <w:szCs w:val="18"/>
-                <w:rtl w:val="0"/>
-              </w:rPr>
-              <w:t xml:space="preserve">Membaca, menghafal, menulis, dan menjelaskan ayat Al-Qur'an dan hadis terkait dengan pentingnya cinta tanah air.</w:t>
+              <w:t>TP: Membaca, menghafal, menulis, dan menjelaskan ayat Al-Qur'an dan hadits terkait dengan pentingnya cinta tanah air.</w:t>
+            </w:r>
+            <w:r>
+              <w:rPr>
+                <w:rFonts w:ascii="Arial" w:cs="Arial" w:eastAsia="Arial" w:hAnsi="Arial"/>
+                <w:sz w:val="18"/>
+                <w:szCs w:val="18"/>
+                <w:rtl w:val="0"/>
+              </w:rPr>
             </w:r>
             <w:r>
               <w:rPr>
@@ -3401,7 +2727,7 @@
                 <w:szCs w:val="17"/>
                 <w:rtl w:val="0"/>
               </w:rPr>
-              <w:t xml:space="preserve">2. Menghafal ayat Al-Qur'an dan hadis tentang cinta tanah air beserta terjemahannya dengan lancar.</w:t>
+              <w:t>2. Menghafal ayat Al-Qur'an dan hadits tentang cinta tanah air beserta terjemahannya dengan lancar.</w:t>
             </w:r>
             <w:r>
               <w:rPr>
@@ -3441,7 +2767,7 @@
                 <w:szCs w:val="17"/>
                 <w:rtl w:val="0"/>
               </w:rPr>
-              <w:t xml:space="preserve">4. Menganalisis kandungan makna ayat Al-Qur’an dan hadis tentang cinta tanah air untuk diterapkan dalam sikap bela negara dan cinta lingkungan sekitar.</w:t>
+              <w:t>4. Menganalisis kandungan makna ayat Al-Qur’an dan hadits tentang cinta tanah air untuk diterapkan dalam sikap bela negara dan cinta lingkungan sekitar.</w:t>
             </w:r>
             <w:r>
               <w:rPr>
@@ -3479,7 +2805,7 @@
                 <w:szCs w:val="18"/>
                 <w:rtl w:val="0"/>
               </w:rPr>
-              <w:t xml:space="preserve">Cinta Tanah Air (Hadis "Ḥubbul Waṭan Minal Īmān"); Tajwid Nun Sukun/Tanwin</w:t>
+              <w:t>Cinta Tanah Air (hadits "Ḥubbul Waṭan Minal Īmān"); Tajwid Nun Sukun/Tanwin</w:t>
             </w:r>
             <w:r>
               <w:rPr>
@@ -4014,16 +3340,15 @@
                 <w:szCs w:val="18"/>
                 <w:rtl w:val="0"/>
               </w:rPr>
-              <w:t xml:space="preserve">TP: </w:t>
-            </w:r>
-            <w:r>
-              <w:rPr>
-                <w:rFonts w:ascii="Arial" w:cs="Arial" w:eastAsia="Arial" w:hAnsi="Arial"/>
-                <w:sz w:val="18"/>
-                <w:szCs w:val="18"/>
-                <w:rtl w:val="0"/>
-              </w:rPr>
-              <w:t xml:space="preserve">Menerapkan makna cinta kepada Rasulullah Muhammad saw.</w:t>
+              <w:t>TP: Menerapkan makna cinta kepada Rasulullah Muhammad Sholallohu 'Alaihi Wasalam</w:t>
+            </w:r>
+            <w:r>
+              <w:rPr>
+                <w:rFonts w:ascii="Arial" w:cs="Arial" w:eastAsia="Arial" w:hAnsi="Arial"/>
+                <w:sz w:val="18"/>
+                <w:szCs w:val="18"/>
+                <w:rtl w:val="0"/>
+              </w:rPr>
             </w:r>
             <w:r>
               <w:rPr>
@@ -4065,7 +3390,7 @@
                 <w:szCs w:val="17"/>
                 <w:rtl w:val="0"/>
               </w:rPr>
-              <w:t xml:space="preserve">1. Menguraikan makna dan dalil kecintaan kepada Rasulullah Muhammad saw.</w:t>
+              <w:t>1. Menguraikan makna dan dalil kecintaan kepada Rasulullah Muhammad Sholallohu 'Alaihi Wasalam</w:t>
             </w:r>
             <w:r>
               <w:rPr>
@@ -4143,7 +3468,7 @@
                 <w:szCs w:val="18"/>
                 <w:rtl w:val="0"/>
               </w:rPr>
-              <w:t xml:space="preserve">Cinta Rasulullah Muhammad Saw.</w:t>
+              <w:t>Cinta Rasulullah Muhammad Sholallohu 'Alaihi Wasalam</w:t>
             </w:r>
             <w:r>
               <w:rPr>
@@ -5790,299 +5115,6 @@
         </w:rPr>
       </w:r>
     </w:p>
-    <w:tbl>
-      <w:tblPr>
-        <w:tblStyle w:val="Table5"/>
-        <w:tblW w:w="9638.0" w:type="dxa"/>
-        <w:jc w:val="left"/>
-        <w:tblBorders>
-          <w:top w:color="000000" w:space="0" w:sz="4" w:val="single"/>
-          <w:left w:color="000000" w:space="0" w:sz="4" w:val="single"/>
-          <w:bottom w:color="000000" w:space="0" w:sz="4" w:val="single"/>
-          <w:right w:color="000000" w:space="0" w:sz="4" w:val="single"/>
-          <w:insideH w:color="000000" w:space="0" w:sz="4" w:val="single"/>
-          <w:insideV w:color="000000" w:space="0" w:sz="4" w:val="single"/>
-        </w:tblBorders>
-        <w:tblLayout w:type="fixed"/>
-        <w:tblLook w:val="0000"/>
-      </w:tblPr>
-      <w:tblGrid>
-        <w:gridCol w:w="1000"/>
-        <w:gridCol w:w="2700"/>
-        <w:gridCol w:w="2738"/>
-        <w:gridCol w:w="3200"/>
-        <w:tblGridChange w:id="0">
-          <w:tblGrid>
-            <w:gridCol w:w="1000"/>
-            <w:gridCol w:w="2700"/>
-            <w:gridCol w:w="2738"/>
-            <w:gridCol w:w="3200"/>
-          </w:tblGrid>
-        </w:tblGridChange>
-      </w:tblGrid>
-      <w:tr>
-        <w:trPr>
-          <w:cantSplit w:val="0"/>
-          <w:tblHeader w:val="0"/>
-        </w:trPr>
-        <w:tc>
-          <w:tcPr>
-            <w:tcBorders>
-              <w:top w:color="000000" w:space="0" w:sz="0" w:val="nil"/>
-              <w:left w:color="000000" w:space="0" w:sz="0" w:val="nil"/>
-              <w:bottom w:color="000000" w:space="0" w:sz="0" w:val="nil"/>
-              <w:right w:color="000000" w:space="0" w:sz="0" w:val="nil"/>
-            </w:tcBorders>
-            <w:tcMar>
-              <w:top w:w="0.0" w:type="dxa"/>
-              <w:bottom w:w="0.0" w:type="dxa"/>
-            </w:tcMar>
-          </w:tcPr>
-          <w:p>
-            <w:pPr>
-              <w:rPr/>
-            </w:pPr>
-            <w:r>
-              <w:rPr>
-                <w:rtl w:val="0"/>
-              </w:rPr>
-            </w:r>
-          </w:p>
-        </w:tc>
-        <w:tc>
-          <w:tcPr>
-            <w:tcBorders>
-              <w:top w:color="000000" w:space="0" w:sz="0" w:val="nil"/>
-              <w:left w:color="000000" w:space="0" w:sz="0" w:val="nil"/>
-              <w:bottom w:color="000000" w:space="0" w:sz="0" w:val="nil"/>
-              <w:right w:color="000000" w:space="0" w:sz="0" w:val="nil"/>
-            </w:tcBorders>
-            <w:tcMar>
-              <w:top w:w="0.0" w:type="dxa"/>
-              <w:bottom w:w="0.0" w:type="dxa"/>
-            </w:tcMar>
-          </w:tcPr>
-          <w:p>
-            <w:pPr>
-              <w:rPr/>
-            </w:pPr>
-            <w:r>
-              <w:rPr>
-                <w:rFonts w:ascii="Arial" w:cs="Arial" w:eastAsia="Arial" w:hAnsi="Arial"/>
-                <w:sz w:val="16"/>
-                <w:szCs w:val="16"/>
-                <w:rtl w:val="0"/>
-              </w:rPr>
-              <w:t xml:space="preserve">Mengetahui,</w:t>
-            </w:r>
-            <w:r>
-              <w:rPr>
-                <w:rtl w:val="0"/>
-              </w:rPr>
-            </w:r>
-          </w:p>
-          <w:p>
-            <w:pPr>
-              <w:rPr/>
-            </w:pPr>
-            <w:r>
-              <w:rPr>
-                <w:rFonts w:ascii="Arial" w:cs="Arial" w:eastAsia="Arial" w:hAnsi="Arial"/>
-                <w:sz w:val="16"/>
-                <w:szCs w:val="16"/>
-                <w:rtl w:val="0"/>
-              </w:rPr>
-              <w:t xml:space="preserve">Kepala SMP Negeri 1 Kebonagung,</w:t>
-            </w:r>
-            <w:r>
-              <w:rPr>
-                <w:rtl w:val="0"/>
-              </w:rPr>
-            </w:r>
-          </w:p>
-          <w:p>
-            <w:pPr>
-              <w:spacing w:after="800" w:lineRule="auto"/>
-              <w:rPr/>
-            </w:pPr>
-            <w:r>
-              <w:rPr>
-                <w:rtl w:val="0"/>
-              </w:rPr>
-            </w:r>
-          </w:p>
-          <w:p>
-            <w:pPr>
-              <w:rPr/>
-            </w:pPr>
-            <w:r>
-              <w:rPr>
-                <w:rFonts w:ascii="Arial" w:cs="Arial" w:eastAsia="Arial" w:hAnsi="Arial"/>
-                <w:b w:val="1"/>
-                <w:bCs w:val="1"/>
-                <w:sz w:val="16"/>
-                <w:szCs w:val="16"/>
-                <w:u w:val="single"/>
-                <w:rtl w:val="0"/>
-              </w:rPr>
-              <w:t xml:space="preserve">Priyantono, S.Pd., M.Pd.</w:t>
-            </w:r>
-            <w:r>
-              <w:rPr>
-                <w:rtl w:val="0"/>
-              </w:rPr>
-            </w:r>
-          </w:p>
-          <w:p>
-            <w:pPr>
-              <w:rPr/>
-            </w:pPr>
-            <w:r>
-              <w:rPr>
-                <w:rFonts w:ascii="Arial" w:cs="Arial" w:eastAsia="Arial" w:hAnsi="Arial"/>
-                <w:sz w:val="16"/>
-                <w:szCs w:val="16"/>
-                <w:rtl w:val="0"/>
-              </w:rPr>
-              <w:t xml:space="preserve">NIP. 196902251994031005</w:t>
-            </w:r>
-            <w:r>
-              <w:rPr>
-                <w:rtl w:val="0"/>
-              </w:rPr>
-            </w:r>
-          </w:p>
-        </w:tc>
-        <w:tc>
-          <w:tcPr>
-            <w:tcBorders>
-              <w:top w:color="000000" w:space="0" w:sz="0" w:val="nil"/>
-              <w:left w:color="000000" w:space="0" w:sz="0" w:val="nil"/>
-              <w:bottom w:color="000000" w:space="0" w:sz="0" w:val="nil"/>
-              <w:right w:color="000000" w:space="0" w:sz="0" w:val="nil"/>
-            </w:tcBorders>
-            <w:tcMar>
-              <w:top w:w="0.0" w:type="dxa"/>
-              <w:bottom w:w="0.0" w:type="dxa"/>
-            </w:tcMar>
-          </w:tcPr>
-          <w:p>
-            <w:pPr>
-              <w:rPr/>
-            </w:pPr>
-            <w:r>
-              <w:rPr>
-                <w:rtl w:val="0"/>
-              </w:rPr>
-            </w:r>
-          </w:p>
-        </w:tc>
-        <w:tc>
-          <w:tcPr>
-            <w:tcBorders>
-              <w:top w:color="000000" w:space="0" w:sz="0" w:val="nil"/>
-              <w:left w:color="000000" w:space="0" w:sz="0" w:val="nil"/>
-              <w:bottom w:color="000000" w:space="0" w:sz="0" w:val="nil"/>
-              <w:right w:color="000000" w:space="0" w:sz="0" w:val="nil"/>
-            </w:tcBorders>
-            <w:tcMar>
-              <w:top w:w="0.0" w:type="dxa"/>
-              <w:bottom w:w="0.0" w:type="dxa"/>
-            </w:tcMar>
-          </w:tcPr>
-          <w:p>
-            <w:pPr>
-              <w:rPr/>
-            </w:pPr>
-            <w:r>
-              <w:rPr>
-                <w:rFonts w:ascii="Arial" w:cs="Arial" w:eastAsia="Arial" w:hAnsi="Arial"/>
-                <w:sz w:val="16"/>
-                <w:szCs w:val="16"/>
-                <w:rtl w:val="0"/>
-              </w:rPr>
-              <w:t xml:space="preserve">Demak, Juli 2026</w:t>
-            </w:r>
-            <w:r>
-              <w:rPr>
-                <w:rtl w:val="0"/>
-              </w:rPr>
-            </w:r>
-          </w:p>
-          <w:p>
-            <w:pPr>
-              <w:rPr/>
-            </w:pPr>
-            <w:r>
-              <w:rPr>
-                <w:rFonts w:ascii="Arial" w:cs="Arial" w:eastAsia="Arial" w:hAnsi="Arial"/>
-                <w:sz w:val="16"/>
-                <w:szCs w:val="16"/>
-                <w:rtl w:val="0"/>
-              </w:rPr>
-              <w:t xml:space="preserve">Guru Mata Pelajaran PAI dan Budi Pekerti,</w:t>
-            </w:r>
-            <w:r>
-              <w:rPr>
-                <w:rtl w:val="0"/>
-              </w:rPr>
-            </w:r>
-          </w:p>
-          <w:p>
-            <w:pPr>
-              <w:spacing w:after="800" w:lineRule="auto"/>
-              <w:rPr/>
-            </w:pPr>
-            <w:r>
-              <w:rPr>
-                <w:rtl w:val="0"/>
-              </w:rPr>
-            </w:r>
-          </w:p>
-          <w:p>
-            <w:pPr>
-              <w:rPr/>
-            </w:pPr>
-            <w:r>
-              <w:rPr>
-                <w:rFonts w:ascii="Arial" w:cs="Arial" w:eastAsia="Arial" w:hAnsi="Arial"/>
-                <w:b w:val="1"/>
-                <w:bCs w:val="1"/>
-                <w:sz w:val="16"/>
-                <w:szCs w:val="16"/>
-                <w:u w:val="single"/>
-                <w:rtl w:val="0"/>
-              </w:rPr>
-              <w:t xml:space="preserve">Syaekudin, S.Ag., M.Pd.I.</w:t>
-            </w:r>
-            <w:r>
-              <w:rPr>
-                <w:rtl w:val="0"/>
-              </w:rPr>
-            </w:r>
-          </w:p>
-          <w:p>
-            <w:pPr>
-              <w:rPr/>
-            </w:pPr>
-            <w:r>
-              <w:rPr>
-                <w:rFonts w:ascii="Arial" w:cs="Arial" w:eastAsia="Arial" w:hAnsi="Arial"/>
-                <w:sz w:val="16"/>
-                <w:szCs w:val="16"/>
-                <w:rtl w:val="0"/>
-              </w:rPr>
-              <w:t xml:space="preserve">NIP. 197209052005011004</w:t>
-            </w:r>
-            <w:r>
-              <w:rPr>
-                <w:rtl w:val="0"/>
-              </w:rPr>
-            </w:r>
-          </w:p>
-        </w:tc>
-      </w:tr>
-    </w:tbl>
     <w:p>
       <w:pPr>
         <w:rPr/>
